--- a/🏢 DOCUMENTO MAESTRO DE CONTEXTO Y DESARROLLO.docx
+++ b/🏢 DOCUMENTO MAESTRO DE CONTEXTO Y DESARROLLO.docx
@@ -27,15 +27,7 @@
     </w:p>
     <w:p>
       <w:r>
-        <w:t xml:space="preserve">Este documento consolida las reglas de negocio, la estructura operativa y los estándares técnicos de programación para el desarrollo del ERP </w:t>
-      </w:r>
-      <w:proofErr w:type="spellStart"/>
-      <w:r>
-        <w:t>InmoLeasing</w:t>
-      </w:r>
-      <w:proofErr w:type="spellEnd"/>
-      <w:r>
-        <w:t>. Todo nuevo módulo, función o actualización debe regirse por los principios aquí descritos.</w:t>
+        <w:t>Este documento consolida las reglas de negocio, la estructura operativa y los estándares técnicos de programación para el desarrollo del ERP InmoLeasing. Todo nuevo módulo, función o actualización debe regirse por los principios aquí descritos.</w:t>
       </w:r>
     </w:p>
     <w:p>
@@ -142,23 +134,7 @@
           <w:b/>
           <w:bCs/>
         </w:rPr>
-        <w:t>1.2. Responsabilidades Operativas (</w:t>
-      </w:r>
-      <w:proofErr w:type="spellStart"/>
-      <w:r>
-        <w:rPr>
-          <w:b/>
-          <w:bCs/>
-        </w:rPr>
-        <w:t>InmoLeasing</w:t>
-      </w:r>
-      <w:proofErr w:type="spellEnd"/>
-      <w:r>
-        <w:rPr>
-          <w:b/>
-          <w:bCs/>
-        </w:rPr>
-        <w:t>)</w:t>
+        <w:t>1.2. Responsabilidades Operativas (InmoLeasing)</w:t>
       </w:r>
     </w:p>
     <w:p>
@@ -256,15 +232,7 @@
         </w:numPr>
       </w:pPr>
       <w:r>
-        <w:t>Colombia (Moneda: COP</w:t>
-      </w:r>
-      <w:proofErr w:type="gramStart"/>
-      <w:r>
-        <w:t>) :</w:t>
-      </w:r>
-      <w:proofErr w:type="gramEnd"/>
-      <w:r>
-        <w:t xml:space="preserve"> * Comercial/Empresas: Facturación con IVA bajo </w:t>
+        <w:t xml:space="preserve">Colombia (Moneda: COP) : * Comercial/Empresas: Facturación con IVA bajo </w:t>
       </w:r>
       <w:r>
         <w:rPr>
@@ -306,15 +274,7 @@
         </w:numPr>
       </w:pPr>
       <w:r>
-        <w:t>España (Moneda: EUR</w:t>
-      </w:r>
-      <w:proofErr w:type="gramStart"/>
-      <w:r>
-        <w:t>) :</w:t>
-      </w:r>
-      <w:proofErr w:type="gramEnd"/>
-      <w:r>
-        <w:t xml:space="preserve"> * Operación bajo la empresa </w:t>
+        <w:t xml:space="preserve">España (Moneda: EUR) : * Operación bajo la empresa </w:t>
       </w:r>
       <w:r>
         <w:rPr>
@@ -405,15 +365,7 @@
         <w:t>Plataforma:</w:t>
       </w:r>
       <w:r>
-        <w:t xml:space="preserve"> El ERP debe ser multiplataforma (PC, móvil, </w:t>
-      </w:r>
-      <w:proofErr w:type="spellStart"/>
-      <w:r>
-        <w:t>tablet</w:t>
-      </w:r>
-      <w:proofErr w:type="spellEnd"/>
-      <w:r>
-        <w:t>) y funcional internacionalmente.</w:t>
+        <w:t xml:space="preserve"> El ERP debe ser multiplataforma (PC, móvil, tablet) y funcional internacionalmente.</w:t>
       </w:r>
     </w:p>
     <w:p>
@@ -431,21 +383,13 @@
         <w:t>Módulos Requeridos:</w:t>
       </w:r>
       <w:r>
-        <w:t xml:space="preserve"> </w:t>
-      </w:r>
-      <w:proofErr w:type="spellStart"/>
-      <w:r>
-        <w:t>Dashboard</w:t>
-      </w:r>
-      <w:proofErr w:type="spellEnd"/>
-      <w:r>
-        <w:t>, Usuarios, Propietarios, Inmuebles, Arrendamientos, Finanzas, Contabilidad e Informes.</w:t>
+        <w:t xml:space="preserve"> Dashboard, Usuarios, Propietarios, Inmuebles, Arrendamientos, Finanzas, Contabilidad e Informes.</w:t>
       </w:r>
     </w:p>
     <w:p>
       <w:r>
         <w:pict w14:anchorId="6810AC05">
-          <v:rect id="_x0000_i1031" style="width:0;height:1.5pt" o:hralign="center" o:hrstd="t" o:hr="t" fillcolor="#a0a0a0" stroked="f"/>
+          <v:rect id="_x0000_i1025" style="width:0;height:1.5pt" o:hralign="center" o:hrstd="t" o:hr="t" fillcolor="#a0a0a0" stroked="f"/>
         </w:pict>
       </w:r>
     </w:p>
@@ -502,17 +446,7 @@
         <w:t>Módulos CRUD Completos:</w:t>
       </w:r>
       <w:r>
-        <w:t xml:space="preserve"> Cada módulo debe tener un CRUD completo (Crear, Leer, Actualizar, Borrar) organizado mediante pestañas (</w:t>
-      </w:r>
-      <w:proofErr w:type="spellStart"/>
-      <w:proofErr w:type="gramStart"/>
-      <w:r>
-        <w:t>st.tabs</w:t>
-      </w:r>
-      <w:proofErr w:type="spellEnd"/>
-      <w:proofErr w:type="gramEnd"/>
-      <w:r>
-        <w:t>) para no saturar la pantalla.</w:t>
+        <w:t xml:space="preserve"> Cada módulo debe tener un CRUD completo (Crear, Leer, Actualizar, Borrar) organizado mediante pestañas (st.tabs) para no saturar la pantalla.</w:t>
       </w:r>
     </w:p>
     <w:p>
@@ -575,23 +509,7 @@
         <w:t>Tablas y Listas Ordenadas:</w:t>
       </w:r>
       <w:r>
-        <w:t xml:space="preserve"> Toda la información en pantalla (</w:t>
-      </w:r>
-      <w:proofErr w:type="spellStart"/>
-      <w:r>
-        <w:t>dataframes</w:t>
-      </w:r>
-      <w:proofErr w:type="spellEnd"/>
-      <w:r>
-        <w:t xml:space="preserve"> o selectores) debe estar ordenada lógicamente (</w:t>
-      </w:r>
-      <w:proofErr w:type="gramStart"/>
-      <w:r>
-        <w:t>alfabéticamente o cronológicamente</w:t>
-      </w:r>
-      <w:proofErr w:type="gramEnd"/>
-      <w:r>
-        <w:t>).</w:t>
+        <w:t xml:space="preserve"> Toda la información en pantalla (dataframes o selectores) debe estar ordenada lógicamente (alfabéticamente o cronológicamente).</w:t>
       </w:r>
     </w:p>
     <w:p>
@@ -624,23 +542,7 @@
           <w:b/>
           <w:bCs/>
         </w:rPr>
-        <w:t>2.2. Gestión de Datos y Base de Datos (</w:t>
-      </w:r>
-      <w:proofErr w:type="spellStart"/>
-      <w:r>
-        <w:rPr>
-          <w:b/>
-          <w:bCs/>
-        </w:rPr>
-        <w:t>Supabase</w:t>
-      </w:r>
-      <w:proofErr w:type="spellEnd"/>
-      <w:r>
-        <w:rPr>
-          <w:b/>
-          <w:bCs/>
-        </w:rPr>
-        <w:t>)</w:t>
+        <w:t>2.2. Gestión de Datos y Base de Datos (Supabase)</w:t>
       </w:r>
     </w:p>
     <w:p>
@@ -658,20 +560,7 @@
         <w:t>Sanitización Estricta de Inputs:</w:t>
       </w:r>
       <w:r>
-        <w:t xml:space="preserve"> TODO campo de texto (especialmente correos y contraseñas) debe </w:t>
-      </w:r>
-      <w:proofErr w:type="gramStart"/>
-      <w:r>
-        <w:t>usar .</w:t>
-      </w:r>
-      <w:proofErr w:type="spellStart"/>
-      <w:r>
-        <w:t>strip</w:t>
-      </w:r>
-      <w:proofErr w:type="spellEnd"/>
-      <w:proofErr w:type="gramEnd"/>
-      <w:r>
-        <w:t>() para eliminar espacios invisibles accidentales.</w:t>
+        <w:t xml:space="preserve"> TODO campo de texto (especialmente correos y contraseñas) debe usar .strip() para eliminar espacios invisibles accidentales.</w:t>
       </w:r>
     </w:p>
     <w:p>
@@ -699,20 +588,7 @@
         <w:t>MAYÚSCULAS</w:t>
       </w:r>
       <w:r>
-        <w:t xml:space="preserve"> </w:t>
-      </w:r>
-      <w:proofErr w:type="gramStart"/>
-      <w:r>
-        <w:t>(.</w:t>
-      </w:r>
-      <w:proofErr w:type="spellStart"/>
-      <w:r>
-        <w:t>upper</w:t>
-      </w:r>
-      <w:proofErr w:type="spellEnd"/>
-      <w:proofErr w:type="gramEnd"/>
-      <w:r>
-        <w:t>()).</w:t>
+        <w:t xml:space="preserve"> (.upper()).</w:t>
       </w:r>
     </w:p>
     <w:p>
@@ -733,20 +609,7 @@
         <w:t>minúsculas</w:t>
       </w:r>
       <w:r>
-        <w:t xml:space="preserve"> </w:t>
-      </w:r>
-      <w:proofErr w:type="gramStart"/>
-      <w:r>
-        <w:t>(.</w:t>
-      </w:r>
-      <w:proofErr w:type="spellStart"/>
-      <w:r>
-        <w:t>lower</w:t>
-      </w:r>
-      <w:proofErr w:type="spellEnd"/>
-      <w:proofErr w:type="gramEnd"/>
-      <w:r>
-        <w:t>()).</w:t>
+        <w:t xml:space="preserve"> (.lower()).</w:t>
       </w:r>
     </w:p>
     <w:p>
@@ -815,28 +678,7 @@
         <w:t>Contraseñas Encriptadas:</w:t>
       </w:r>
       <w:r>
-        <w:t xml:space="preserve"> Se usa un Hash SHA-256 (</w:t>
-      </w:r>
-      <w:proofErr w:type="gramStart"/>
-      <w:r>
-        <w:t>hashlib.sha</w:t>
-      </w:r>
-      <w:proofErr w:type="gramEnd"/>
-      <w:r>
-        <w:t>256(</w:t>
-      </w:r>
-      <w:proofErr w:type="gramStart"/>
-      <w:r>
-        <w:t>).</w:t>
-      </w:r>
-      <w:proofErr w:type="spellStart"/>
-      <w:r>
-        <w:t>hexdigest</w:t>
-      </w:r>
-      <w:proofErr w:type="spellEnd"/>
-      <w:proofErr w:type="gramEnd"/>
-      <w:r>
-        <w:t>()) al registrar y validar usuarios.</w:t>
+        <w:t xml:space="preserve"> Se usa un Hash SHA-256 (hashlib.sha256().hexdigest()) al registrar y validar usuarios.</w:t>
       </w:r>
     </w:p>
     <w:p>
@@ -855,15 +697,7 @@
         <w:t>Trazabilidad Total (Logs):</w:t>
       </w:r>
       <w:r>
-        <w:t xml:space="preserve"> Toda acción en el sistema debe registrarse en </w:t>
-      </w:r>
-      <w:proofErr w:type="spellStart"/>
-      <w:r>
-        <w:t>logs_actividad</w:t>
-      </w:r>
-      <w:proofErr w:type="spellEnd"/>
-      <w:r>
-        <w:t xml:space="preserve"> (Usuario, Fecha, Acción, Detalle).</w:t>
+        <w:t xml:space="preserve"> Toda acción en el sistema debe registrarse en logs_actividad (Usuario, Fecha, Acción, Detalle).</w:t>
       </w:r>
     </w:p>
     <w:p>
@@ -881,15 +715,7 @@
         <w:t>Control de Sesión:</w:t>
       </w:r>
       <w:r>
-        <w:t xml:space="preserve"> Actualizar la columna </w:t>
-      </w:r>
-      <w:proofErr w:type="spellStart"/>
-      <w:r>
-        <w:t>ultimo_acceso</w:t>
-      </w:r>
-      <w:proofErr w:type="spellEnd"/>
-      <w:r>
-        <w:t xml:space="preserve"> en la base de datos tras cada inicio de sesión exitoso.</w:t>
+        <w:t xml:space="preserve"> Actualizar la columna ultimo_acceso en la base de datos tras cada inicio de sesión exitoso.</w:t>
       </w:r>
     </w:p>
     <w:p>
@@ -945,12 +771,31 @@
     </w:p>
     <w:p>
       <w:pPr>
+        <w:pStyle w:val="Prrafodelista"/>
         <w:numPr>
           <w:ilvl w:val="0"/>
           <w:numId w:val="8"/>
         </w:numPr>
       </w:pPr>
       <w:r>
+        <w:t xml:space="preserve">Todo reporte debe tener la opción de enviarse por </w:t>
+      </w:r>
+      <w:r>
+        <w:rPr>
+          <w:b/>
+          <w:bCs/>
+        </w:rPr>
+        <w:t>correo y WhatsApp</w:t>
+      </w:r>
+    </w:p>
+    <w:p>
+      <w:pPr>
+        <w:numPr>
+          <w:ilvl w:val="0"/>
+          <w:numId w:val="8"/>
+        </w:numPr>
+      </w:pPr>
+      <w:r>
         <w:rPr>
           <w:b/>
           <w:bCs/>
@@ -966,52 +811,7 @@
         </w:numPr>
       </w:pPr>
       <w:r>
-        <w:t xml:space="preserve">Uso de </w:t>
-      </w:r>
-      <w:proofErr w:type="spellStart"/>
-      <w:proofErr w:type="gramStart"/>
-      <w:r>
-        <w:t>pdf.multi</w:t>
-      </w:r>
-      <w:proofErr w:type="gramEnd"/>
-      <w:r>
-        <w:t>_</w:t>
-      </w:r>
-      <w:proofErr w:type="gramStart"/>
-      <w:r>
-        <w:t>cell</w:t>
-      </w:r>
-      <w:proofErr w:type="spellEnd"/>
-      <w:r>
-        <w:t>(</w:t>
-      </w:r>
-      <w:proofErr w:type="gramEnd"/>
-      <w:r>
-        <w:t>) para textos largos con cálculo dinámico de altura de fila (</w:t>
-      </w:r>
-      <w:proofErr w:type="spellStart"/>
-      <w:r>
-        <w:t>h_fila</w:t>
-      </w:r>
-      <w:proofErr w:type="spellEnd"/>
-      <w:r>
-        <w:t xml:space="preserve"> = 5 * </w:t>
-      </w:r>
-      <w:proofErr w:type="spellStart"/>
-      <w:r>
-        <w:t>max</w:t>
-      </w:r>
-      <w:proofErr w:type="spellEnd"/>
-      <w:r>
-        <w:t>(</w:t>
-      </w:r>
-      <w:proofErr w:type="spellStart"/>
-      <w:r>
-        <w:t>lineas</w:t>
-      </w:r>
-      <w:proofErr w:type="spellEnd"/>
-      <w:r>
-        <w:t>)).</w:t>
+        <w:t>Uso de pdf.multi_cell() para textos largos con cálculo dinámico de altura de fila (h_fila = 5 * max(lineas)).</w:t>
       </w:r>
     </w:p>
     <w:p>
@@ -1022,33 +822,7 @@
         </w:numPr>
       </w:pPr>
       <w:r>
-        <w:t>Sanitización de caracteres (</w:t>
-      </w:r>
-      <w:proofErr w:type="spellStart"/>
-      <w:proofErr w:type="gramStart"/>
-      <w:r>
-        <w:t>encode</w:t>
-      </w:r>
-      <w:proofErr w:type="spellEnd"/>
-      <w:r>
-        <w:t>(</w:t>
-      </w:r>
-      <w:proofErr w:type="gramEnd"/>
-      <w:r>
-        <w:t>'latin-1', 'ignore'</w:t>
-      </w:r>
-      <w:proofErr w:type="gramStart"/>
-      <w:r>
-        <w:t>).</w:t>
-      </w:r>
-      <w:proofErr w:type="spellStart"/>
-      <w:r>
-        <w:t>decode</w:t>
-      </w:r>
-      <w:proofErr w:type="spellEnd"/>
-      <w:proofErr w:type="gramEnd"/>
-      <w:r>
-        <w:t>('latin-1')).</w:t>
+        <w:t>Sanitización de caracteres (encode('latin-1', 'ignore').decode('latin-1')).</w:t>
       </w:r>
     </w:p>
     <w:p>
@@ -1059,15 +833,7 @@
         </w:numPr>
       </w:pPr>
       <w:r>
-        <w:t>Uso de orientación Horizontal (</w:t>
-      </w:r>
-      <w:proofErr w:type="spellStart"/>
-      <w:r>
-        <w:t>orientation</w:t>
-      </w:r>
-      <w:proofErr w:type="spellEnd"/>
-      <w:r>
-        <w:t>="L") para tablas anchas.</w:t>
+        <w:t>Uso de orientación Horizontal (orientation="L") para tablas anchas.</w:t>
       </w:r>
     </w:p>
     <w:p>
@@ -1100,15 +866,7 @@
         <w:t>No a la Compresión:</w:t>
       </w:r>
       <w:r>
-        <w:t xml:space="preserve"> Respetar la </w:t>
-      </w:r>
-      <w:proofErr w:type="spellStart"/>
-      <w:r>
-        <w:t>indentación</w:t>
-      </w:r>
-      <w:proofErr w:type="spellEnd"/>
-      <w:r>
-        <w:t xml:space="preserve"> PEP 8, saltos de línea y comentarios organizativos por bloques (# === SECCIÓN ===).</w:t>
+        <w:t xml:space="preserve"> Respetar la indentación PEP 8, saltos de línea y comentarios organizativos por bloques (# === SECCIÓN ===).</w:t>
       </w:r>
     </w:p>
     <w:p>
@@ -1126,15 +884,7 @@
         <w:t>Modularidad:</w:t>
       </w:r>
       <w:r>
-        <w:t xml:space="preserve"> El main.py maneja el enrutador y </w:t>
-      </w:r>
-      <w:proofErr w:type="spellStart"/>
-      <w:r>
-        <w:t>login</w:t>
-      </w:r>
-      <w:proofErr w:type="spellEnd"/>
-      <w:r>
-        <w:t>. Cada sección tiene su propio archivo (modulo_name.py).</w:t>
+        <w:t xml:space="preserve"> El main.py maneja el enrutador y login. Cada sección tiene su propio archivo (modulo_name.py).</w:t>
       </w:r>
     </w:p>
     <w:p/>

--- a/🏢 DOCUMENTO MAESTRO DE CONTEXTO Y DESARROLLO.docx
+++ b/🏢 DOCUMENTO MAESTRO DE CONTEXTO Y DESARROLLO.docx
@@ -532,6 +532,42 @@
     </w:p>
     <w:p>
       <w:pPr>
+        <w:numPr>
+          <w:ilvl w:val="0"/>
+          <w:numId w:val="5"/>
+        </w:numPr>
+      </w:pPr>
+      <w:r>
+        <w:t>Cada módulo tiene una versión</w:t>
+      </w:r>
+      <w:r>
+        <w:t xml:space="preserve"> del código ej. V. 1.0.1</w:t>
+      </w:r>
+    </w:p>
+    <w:p>
+      <w:pPr>
+        <w:numPr>
+          <w:ilvl w:val="0"/>
+          <w:numId w:val="5"/>
+        </w:numPr>
+      </w:pPr>
+      <w:r>
+        <w:t>Se desarrolla modulo a  modulo no  se pasa al siguiente hasta que en el que se estre trabajando  este  al 100% y se haga prueba de trabajo con los módulos anteriores</w:t>
+      </w:r>
+    </w:p>
+    <w:p>
+      <w:pPr>
+        <w:numPr>
+          <w:ilvl w:val="0"/>
+          <w:numId w:val="5"/>
+        </w:numPr>
+      </w:pPr>
+      <w:r>
+        <w:t>Cada modulo que se desarrolle se debe  hacer pensando en el proyecto genera, para que luego no se deba arreglar tablas o formularios que ya tenían el ok del 100%</w:t>
+      </w:r>
+    </w:p>
+    <w:p>
+      <w:pPr>
         <w:rPr>
           <w:b/>
           <w:bCs/>
@@ -642,6 +678,7 @@
           <w:b/>
           <w:bCs/>
         </w:rPr>
+        <w:lastRenderedPageBreak/>
         <w:t>Sincronización en Cascada:</w:t>
       </w:r>
       <w:r>
@@ -693,7 +730,6 @@
           <w:b/>
           <w:bCs/>
         </w:rPr>
-        <w:lastRenderedPageBreak/>
         <w:t>Trazabilidad Total (Logs):</w:t>
       </w:r>
       <w:r>
@@ -2873,6 +2909,7 @@
   <w:style w:type="character" w:default="1" w:styleId="Fuentedeprrafopredeter">
     <w:name w:val="Default Paragraph Font"/>
     <w:uiPriority w:val="1"/>
+    <w:semiHidden/>
     <w:unhideWhenUsed/>
   </w:style>
   <w:style w:type="table" w:default="1" w:styleId="Tablanormal">

--- a/🏢 DOCUMENTO MAESTRO DE CONTEXTO Y DESARROLLO.docx
+++ b/🏢 DOCUMENTO MAESTRO DE CONTEXTO Y DESARROLLO.docx
@@ -27,7 +27,15 @@
     </w:p>
     <w:p>
       <w:r>
-        <w:t>Este documento consolida las reglas de negocio, la estructura operativa y los estándares técnicos de programación para el desarrollo del ERP InmoLeasing. Todo nuevo módulo, función o actualización debe regirse por los principios aquí descritos.</w:t>
+        <w:t xml:space="preserve">Este documento consolida las reglas de negocio, la estructura operativa y los estándares técnicos de programación para el desarrollo del ERP </w:t>
+      </w:r>
+      <w:proofErr w:type="spellStart"/>
+      <w:r>
+        <w:t>InmoLeasing</w:t>
+      </w:r>
+      <w:proofErr w:type="spellEnd"/>
+      <w:r>
+        <w:t>. Todo nuevo módulo, función o actualización debe regirse por los principios aquí descritos.</w:t>
       </w:r>
     </w:p>
     <w:p>
@@ -134,7 +142,23 @@
           <w:b/>
           <w:bCs/>
         </w:rPr>
-        <w:t>1.2. Responsabilidades Operativas (InmoLeasing)</w:t>
+        <w:t>1.2. Responsabilidades Operativas (</w:t>
+      </w:r>
+      <w:proofErr w:type="spellStart"/>
+      <w:r>
+        <w:rPr>
+          <w:b/>
+          <w:bCs/>
+        </w:rPr>
+        <w:t>InmoLeasing</w:t>
+      </w:r>
+      <w:proofErr w:type="spellEnd"/>
+      <w:r>
+        <w:rPr>
+          <w:b/>
+          <w:bCs/>
+        </w:rPr>
+        <w:t>)</w:t>
       </w:r>
     </w:p>
     <w:p>
@@ -232,7 +256,15 @@
         </w:numPr>
       </w:pPr>
       <w:r>
-        <w:t xml:space="preserve">Colombia (Moneda: COP) : * Comercial/Empresas: Facturación con IVA bajo </w:t>
+        <w:t>Colombia (Moneda: COP</w:t>
+      </w:r>
+      <w:proofErr w:type="gramStart"/>
+      <w:r>
+        <w:t>) :</w:t>
+      </w:r>
+      <w:proofErr w:type="gramEnd"/>
+      <w:r>
+        <w:t xml:space="preserve"> * Comercial/Empresas: Facturación con IVA bajo </w:t>
       </w:r>
       <w:r>
         <w:rPr>
@@ -274,7 +306,15 @@
         </w:numPr>
       </w:pPr>
       <w:r>
-        <w:t xml:space="preserve">España (Moneda: EUR) : * Operación bajo la empresa </w:t>
+        <w:t>España (Moneda: EUR</w:t>
+      </w:r>
+      <w:proofErr w:type="gramStart"/>
+      <w:r>
+        <w:t>) :</w:t>
+      </w:r>
+      <w:proofErr w:type="gramEnd"/>
+      <w:r>
+        <w:t xml:space="preserve"> * Operación bajo la empresa </w:t>
       </w:r>
       <w:r>
         <w:rPr>
@@ -365,7 +405,15 @@
         <w:t>Plataforma:</w:t>
       </w:r>
       <w:r>
-        <w:t xml:space="preserve"> El ERP debe ser multiplataforma (PC, móvil, tablet) y funcional internacionalmente.</w:t>
+        <w:t xml:space="preserve"> El ERP debe ser multiplataforma (PC, móvil, </w:t>
+      </w:r>
+      <w:proofErr w:type="spellStart"/>
+      <w:r>
+        <w:t>tablet</w:t>
+      </w:r>
+      <w:proofErr w:type="spellEnd"/>
+      <w:r>
+        <w:t>) y funcional internacionalmente.</w:t>
       </w:r>
     </w:p>
     <w:p>
@@ -383,7 +431,15 @@
         <w:t>Módulos Requeridos:</w:t>
       </w:r>
       <w:r>
-        <w:t xml:space="preserve"> Dashboard, Usuarios, Propietarios, Inmuebles, Arrendamientos, Finanzas, Contabilidad e Informes.</w:t>
+        <w:t xml:space="preserve"> </w:t>
+      </w:r>
+      <w:proofErr w:type="spellStart"/>
+      <w:r>
+        <w:t>Dashboard</w:t>
+      </w:r>
+      <w:proofErr w:type="spellEnd"/>
+      <w:r>
+        <w:t>, Usuarios, Propietarios, Inmuebles, Arrendamientos, Finanzas, Contabilidad e Informes.</w:t>
       </w:r>
     </w:p>
     <w:p>
@@ -446,7 +502,17 @@
         <w:t>Módulos CRUD Completos:</w:t>
       </w:r>
       <w:r>
-        <w:t xml:space="preserve"> Cada módulo debe tener un CRUD completo (Crear, Leer, Actualizar, Borrar) organizado mediante pestañas (st.tabs) para no saturar la pantalla.</w:t>
+        <w:t xml:space="preserve"> Cada módulo debe tener un CRUD completo (Crear, Leer, Actualizar, Borrar) organizado mediante pestañas (</w:t>
+      </w:r>
+      <w:proofErr w:type="spellStart"/>
+      <w:proofErr w:type="gramStart"/>
+      <w:r>
+        <w:t>st.tabs</w:t>
+      </w:r>
+      <w:proofErr w:type="spellEnd"/>
+      <w:proofErr w:type="gramEnd"/>
+      <w:r>
+        <w:t>) para no saturar la pantalla.</w:t>
       </w:r>
     </w:p>
     <w:p>
@@ -509,7 +575,23 @@
         <w:t>Tablas y Listas Ordenadas:</w:t>
       </w:r>
       <w:r>
-        <w:t xml:space="preserve"> Toda la información en pantalla (dataframes o selectores) debe estar ordenada lógicamente (alfabéticamente o cronológicamente).</w:t>
+        <w:t xml:space="preserve"> Toda la información en pantalla (</w:t>
+      </w:r>
+      <w:proofErr w:type="spellStart"/>
+      <w:r>
+        <w:t>dataframes</w:t>
+      </w:r>
+      <w:proofErr w:type="spellEnd"/>
+      <w:r>
+        <w:t xml:space="preserve"> o selectores) debe estar ordenada lógicamente (</w:t>
+      </w:r>
+      <w:proofErr w:type="gramStart"/>
+      <w:r>
+        <w:t>alfabéticamente o cronológicamente</w:t>
+      </w:r>
+      <w:proofErr w:type="gramEnd"/>
+      <w:r>
+        <w:t>).</w:t>
       </w:r>
     </w:p>
     <w:p>
@@ -552,7 +634,39 @@
         </w:numPr>
       </w:pPr>
       <w:r>
-        <w:t>Se desarrolla modulo a  modulo no  se pasa al siguiente hasta que en el que se estre trabajando  este  al 100% y se haga prueba de trabajo con los módulos anteriores</w:t>
+        <w:t xml:space="preserve">Se desarrolla modulo </w:t>
+      </w:r>
+      <w:proofErr w:type="gramStart"/>
+      <w:r>
+        <w:t>a  modulo</w:t>
+      </w:r>
+      <w:proofErr w:type="gramEnd"/>
+      <w:r>
+        <w:t xml:space="preserve"> </w:t>
+      </w:r>
+      <w:proofErr w:type="gramStart"/>
+      <w:r>
+        <w:t>no  se</w:t>
+      </w:r>
+      <w:proofErr w:type="gramEnd"/>
+      <w:r>
+        <w:t xml:space="preserve"> pasa al siguiente hasta que en el que se </w:t>
+      </w:r>
+      <w:proofErr w:type="spellStart"/>
+      <w:r>
+        <w:t>estre</w:t>
+      </w:r>
+      <w:proofErr w:type="spellEnd"/>
+      <w:r>
+        <w:t xml:space="preserve"> </w:t>
+      </w:r>
+      <w:proofErr w:type="gramStart"/>
+      <w:r>
+        <w:t>trabajando  este</w:t>
+      </w:r>
+      <w:proofErr w:type="gramEnd"/>
+      <w:r>
+        <w:t xml:space="preserve">  al 100% y se haga prueba de trabajo con los módulos anteriores</w:t>
       </w:r>
     </w:p>
     <w:p>
@@ -563,22 +677,54 @@
         </w:numPr>
       </w:pPr>
       <w:r>
-        <w:t>Cada modulo que se desarrolle se debe  hacer pensando en el proyecto genera, para que luego no se deba arreglar tablas o formularios que ya tenían el ok del 100%</w:t>
-      </w:r>
-    </w:p>
-    <w:p>
-      <w:pPr>
-        <w:rPr>
-          <w:b/>
-          <w:bCs/>
-        </w:rPr>
-      </w:pPr>
-      <w:r>
-        <w:rPr>
-          <w:b/>
-          <w:bCs/>
-        </w:rPr>
-        <w:t>2.2. Gestión de Datos y Base de Datos (Supabase)</w:t>
+        <w:t xml:space="preserve">Cada </w:t>
+      </w:r>
+      <w:proofErr w:type="spellStart"/>
+      <w:r>
+        <w:t>modulo</w:t>
+      </w:r>
+      <w:proofErr w:type="spellEnd"/>
+      <w:r>
+        <w:t xml:space="preserve"> que se desarrolle se </w:t>
+      </w:r>
+      <w:proofErr w:type="gramStart"/>
+      <w:r>
+        <w:t>debe  hacer</w:t>
+      </w:r>
+      <w:proofErr w:type="gramEnd"/>
+      <w:r>
+        <w:t xml:space="preserve"> pensando en el proyecto genera, para que luego no se deba arreglar tablas o formularios que ya tenían el ok del 100%</w:t>
+      </w:r>
+    </w:p>
+    <w:p>
+      <w:pPr>
+        <w:rPr>
+          <w:b/>
+          <w:bCs/>
+        </w:rPr>
+      </w:pPr>
+      <w:r>
+        <w:rPr>
+          <w:b/>
+          <w:bCs/>
+        </w:rPr>
+        <w:t>2.2. Gestión de Datos y Base de Datos (</w:t>
+      </w:r>
+      <w:proofErr w:type="spellStart"/>
+      <w:r>
+        <w:rPr>
+          <w:b/>
+          <w:bCs/>
+        </w:rPr>
+        <w:t>Supabase</w:t>
+      </w:r>
+      <w:proofErr w:type="spellEnd"/>
+      <w:r>
+        <w:rPr>
+          <w:b/>
+          <w:bCs/>
+        </w:rPr>
+        <w:t>)</w:t>
       </w:r>
     </w:p>
     <w:p>
@@ -596,7 +742,20 @@
         <w:t>Sanitización Estricta de Inputs:</w:t>
       </w:r>
       <w:r>
-        <w:t xml:space="preserve"> TODO campo de texto (especialmente correos y contraseñas) debe usar .strip() para eliminar espacios invisibles accidentales.</w:t>
+        <w:t xml:space="preserve"> TODO campo de texto (especialmente correos y contraseñas) debe </w:t>
+      </w:r>
+      <w:proofErr w:type="gramStart"/>
+      <w:r>
+        <w:t>usar .</w:t>
+      </w:r>
+      <w:proofErr w:type="spellStart"/>
+      <w:r>
+        <w:t>strip</w:t>
+      </w:r>
+      <w:proofErr w:type="spellEnd"/>
+      <w:proofErr w:type="gramEnd"/>
+      <w:r>
+        <w:t>() para eliminar espacios invisibles accidentales.</w:t>
       </w:r>
     </w:p>
     <w:p>
@@ -624,7 +783,20 @@
         <w:t>MAYÚSCULAS</w:t>
       </w:r>
       <w:r>
-        <w:t xml:space="preserve"> (.upper()).</w:t>
+        <w:t xml:space="preserve"> </w:t>
+      </w:r>
+      <w:proofErr w:type="gramStart"/>
+      <w:r>
+        <w:t>(.</w:t>
+      </w:r>
+      <w:proofErr w:type="spellStart"/>
+      <w:r>
+        <w:t>upper</w:t>
+      </w:r>
+      <w:proofErr w:type="spellEnd"/>
+      <w:proofErr w:type="gramEnd"/>
+      <w:r>
+        <w:t>()).</w:t>
       </w:r>
     </w:p>
     <w:p>
@@ -645,7 +817,20 @@
         <w:t>minúsculas</w:t>
       </w:r>
       <w:r>
-        <w:t xml:space="preserve"> (.lower()).</w:t>
+        <w:t xml:space="preserve"> </w:t>
+      </w:r>
+      <w:proofErr w:type="gramStart"/>
+      <w:r>
+        <w:t>(.</w:t>
+      </w:r>
+      <w:proofErr w:type="spellStart"/>
+      <w:r>
+        <w:t>lower</w:t>
+      </w:r>
+      <w:proofErr w:type="spellEnd"/>
+      <w:proofErr w:type="gramEnd"/>
+      <w:r>
+        <w:t>()).</w:t>
       </w:r>
     </w:p>
     <w:p>
@@ -687,6 +872,33 @@
     </w:p>
     <w:p>
       <w:pPr>
+        <w:numPr>
+          <w:ilvl w:val="0"/>
+          <w:numId w:val="6"/>
+        </w:numPr>
+      </w:pPr>
+      <w:r>
+        <w:t xml:space="preserve">Cuando se cree un nuevo módulo, el usuario </w:t>
+      </w:r>
+      <w:proofErr w:type="gramStart"/>
+      <w:r>
+        <w:t>entrega  una</w:t>
+      </w:r>
+      <w:proofErr w:type="gramEnd"/>
+      <w:r>
+        <w:t xml:space="preserve"> sugerencia de estructura de tabla, si al generar el </w:t>
+      </w:r>
+      <w:proofErr w:type="gramStart"/>
+      <w:r>
+        <w:t>SQL  se</w:t>
+      </w:r>
+      <w:proofErr w:type="gramEnd"/>
+      <w:r>
+        <w:t xml:space="preserve"> omiten campos se debe informar al usuario para que confirme que estos no son indispensables.</w:t>
+      </w:r>
+    </w:p>
+    <w:p>
+      <w:pPr>
         <w:rPr>
           <w:b/>
           <w:bCs/>
@@ -715,7 +927,28 @@
         <w:t>Contraseñas Encriptadas:</w:t>
       </w:r>
       <w:r>
-        <w:t xml:space="preserve"> Se usa un Hash SHA-256 (hashlib.sha256().hexdigest()) al registrar y validar usuarios.</w:t>
+        <w:t xml:space="preserve"> Se usa un Hash SHA-256 (</w:t>
+      </w:r>
+      <w:proofErr w:type="gramStart"/>
+      <w:r>
+        <w:t>hashlib.sha</w:t>
+      </w:r>
+      <w:proofErr w:type="gramEnd"/>
+      <w:r>
+        <w:t>256(</w:t>
+      </w:r>
+      <w:proofErr w:type="gramStart"/>
+      <w:r>
+        <w:t>).</w:t>
+      </w:r>
+      <w:proofErr w:type="spellStart"/>
+      <w:r>
+        <w:t>hexdigest</w:t>
+      </w:r>
+      <w:proofErr w:type="spellEnd"/>
+      <w:proofErr w:type="gramEnd"/>
+      <w:r>
+        <w:t>()) al registrar y validar usuarios.</w:t>
       </w:r>
     </w:p>
     <w:p>
@@ -733,7 +966,15 @@
         <w:t>Trazabilidad Total (Logs):</w:t>
       </w:r>
       <w:r>
-        <w:t xml:space="preserve"> Toda acción en el sistema debe registrarse en logs_actividad (Usuario, Fecha, Acción, Detalle).</w:t>
+        <w:t xml:space="preserve"> Toda acción en el sistema debe registrarse en </w:t>
+      </w:r>
+      <w:proofErr w:type="spellStart"/>
+      <w:r>
+        <w:t>logs_actividad</w:t>
+      </w:r>
+      <w:proofErr w:type="spellEnd"/>
+      <w:r>
+        <w:t xml:space="preserve"> (Usuario, Fecha, Acción, Detalle).</w:t>
       </w:r>
     </w:p>
     <w:p>
@@ -751,7 +992,15 @@
         <w:t>Control de Sesión:</w:t>
       </w:r>
       <w:r>
-        <w:t xml:space="preserve"> Actualizar la columna ultimo_acceso en la base de datos tras cada inicio de sesión exitoso.</w:t>
+        <w:t xml:space="preserve"> Actualizar la columna </w:t>
+      </w:r>
+      <w:proofErr w:type="spellStart"/>
+      <w:r>
+        <w:t>ultimo_acceso</w:t>
+      </w:r>
+      <w:proofErr w:type="spellEnd"/>
+      <w:r>
+        <w:t xml:space="preserve"> en la base de datos tras cada inicio de sesión exitoso.</w:t>
       </w:r>
     </w:p>
     <w:p>
@@ -847,7 +1096,52 @@
         </w:numPr>
       </w:pPr>
       <w:r>
-        <w:t>Uso de pdf.multi_cell() para textos largos con cálculo dinámico de altura de fila (h_fila = 5 * max(lineas)).</w:t>
+        <w:t xml:space="preserve">Uso de </w:t>
+      </w:r>
+      <w:proofErr w:type="spellStart"/>
+      <w:proofErr w:type="gramStart"/>
+      <w:r>
+        <w:t>pdf.multi</w:t>
+      </w:r>
+      <w:proofErr w:type="gramEnd"/>
+      <w:r>
+        <w:t>_</w:t>
+      </w:r>
+      <w:proofErr w:type="gramStart"/>
+      <w:r>
+        <w:t>cell</w:t>
+      </w:r>
+      <w:proofErr w:type="spellEnd"/>
+      <w:r>
+        <w:t>(</w:t>
+      </w:r>
+      <w:proofErr w:type="gramEnd"/>
+      <w:r>
+        <w:t>) para textos largos con cálculo dinámico de altura de fila (</w:t>
+      </w:r>
+      <w:proofErr w:type="spellStart"/>
+      <w:r>
+        <w:t>h_fila</w:t>
+      </w:r>
+      <w:proofErr w:type="spellEnd"/>
+      <w:r>
+        <w:t xml:space="preserve"> = 5 * </w:t>
+      </w:r>
+      <w:proofErr w:type="spellStart"/>
+      <w:r>
+        <w:t>max</w:t>
+      </w:r>
+      <w:proofErr w:type="spellEnd"/>
+      <w:r>
+        <w:t>(</w:t>
+      </w:r>
+      <w:proofErr w:type="spellStart"/>
+      <w:r>
+        <w:t>lineas</w:t>
+      </w:r>
+      <w:proofErr w:type="spellEnd"/>
+      <w:r>
+        <w:t>)).</w:t>
       </w:r>
     </w:p>
     <w:p>
@@ -858,7 +1152,33 @@
         </w:numPr>
       </w:pPr>
       <w:r>
-        <w:t>Sanitización de caracteres (encode('latin-1', 'ignore').decode('latin-1')).</w:t>
+        <w:t>Sanitización de caracteres (</w:t>
+      </w:r>
+      <w:proofErr w:type="spellStart"/>
+      <w:proofErr w:type="gramStart"/>
+      <w:r>
+        <w:t>encode</w:t>
+      </w:r>
+      <w:proofErr w:type="spellEnd"/>
+      <w:r>
+        <w:t>(</w:t>
+      </w:r>
+      <w:proofErr w:type="gramEnd"/>
+      <w:r>
+        <w:t>'latin-1', 'ignore'</w:t>
+      </w:r>
+      <w:proofErr w:type="gramStart"/>
+      <w:r>
+        <w:t>).</w:t>
+      </w:r>
+      <w:proofErr w:type="spellStart"/>
+      <w:r>
+        <w:t>decode</w:t>
+      </w:r>
+      <w:proofErr w:type="spellEnd"/>
+      <w:proofErr w:type="gramEnd"/>
+      <w:r>
+        <w:t>('latin-1')).</w:t>
       </w:r>
     </w:p>
     <w:p>
@@ -869,7 +1189,15 @@
         </w:numPr>
       </w:pPr>
       <w:r>
-        <w:t>Uso de orientación Horizontal (orientation="L") para tablas anchas.</w:t>
+        <w:t>Uso de orientación Horizontal (</w:t>
+      </w:r>
+      <w:proofErr w:type="spellStart"/>
+      <w:r>
+        <w:t>orientation</w:t>
+      </w:r>
+      <w:proofErr w:type="spellEnd"/>
+      <w:r>
+        <w:t>="L") para tablas anchas.</w:t>
       </w:r>
     </w:p>
     <w:p>
@@ -902,7 +1230,15 @@
         <w:t>No a la Compresión:</w:t>
       </w:r>
       <w:r>
-        <w:t xml:space="preserve"> Respetar la indentación PEP 8, saltos de línea y comentarios organizativos por bloques (# === SECCIÓN ===).</w:t>
+        <w:t xml:space="preserve"> Respetar la </w:t>
+      </w:r>
+      <w:proofErr w:type="spellStart"/>
+      <w:r>
+        <w:t>indentación</w:t>
+      </w:r>
+      <w:proofErr w:type="spellEnd"/>
+      <w:r>
+        <w:t xml:space="preserve"> PEP 8, saltos de línea y comentarios organizativos por bloques (# === SECCIÓN ===).</w:t>
       </w:r>
     </w:p>
     <w:p>
@@ -920,7 +1256,42 @@
         <w:t>Modularidad:</w:t>
       </w:r>
       <w:r>
-        <w:t xml:space="preserve"> El main.py maneja el enrutador y login. Cada sección tiene su propio archivo (modulo_name.py).</w:t>
+        <w:t xml:space="preserve"> El main.py maneja el enrutador y </w:t>
+      </w:r>
+      <w:proofErr w:type="spellStart"/>
+      <w:r>
+        <w:t>login</w:t>
+      </w:r>
+      <w:proofErr w:type="spellEnd"/>
+      <w:r>
+        <w:t>. Cada sección tiene su propio archivo (modulo_name.py).</w:t>
+      </w:r>
+    </w:p>
+    <w:p>
+      <w:pPr>
+        <w:numPr>
+          <w:ilvl w:val="0"/>
+          <w:numId w:val="9"/>
+        </w:numPr>
+      </w:pPr>
+      <w:r>
+        <w:t xml:space="preserve">Cada módulo se hará en un chat independiente y </w:t>
+      </w:r>
+      <w:proofErr w:type="spellStart"/>
+      <w:r>
+        <w:t>e</w:t>
+      </w:r>
+      <w:proofErr w:type="spellEnd"/>
+      <w:r>
+        <w:t xml:space="preserve"> usuario subirá este </w:t>
+      </w:r>
+      <w:proofErr w:type="gramStart"/>
+      <w:r>
+        <w:t>contexto</w:t>
+      </w:r>
+      <w:proofErr w:type="gramEnd"/>
+      <w:r>
+        <w:t xml:space="preserve"> así como el código de módulos ya terminados para ser referencia del modulo nuevo.</w:t>
       </w:r>
     </w:p>
     <w:p/>
